--- a/covenant-artifacts/canonical-reading/Canonical-Reading-of-the-Frozen-Sentence.docx
+++ b/covenant-artifacts/canonical-reading/Canonical-Reading-of-the-Frozen-Sentence.docx
@@ -20,16 +20,16 @@
           <w:b/>
           <w:bCs/>
         </w:rPr>
-        <w:t xml:space="preserve">Version 1.0 (accompanies paper v1.6) · Cailong Huang · Tsinghua University · October 2026</w:t>
-      </w:r>
-    </w:p>
-    <w:bookmarkStart w:id="20" w:name="what-this-document-is-and-what-it-is-not"/>
+        <w:t xml:space="preserve">Covenant Annex · Version 1.1 · Cailong Huang · Tsinghua University · October 2026</w:t>
+      </w:r>
+    </w:p>
+    <w:bookmarkStart w:id="20" w:name="what-this-document-is-a-covenant-annex"/>
     <w:p>
       <w:pPr>
         <w:pStyle w:val="Heading2"/>
       </w:pPr>
       <w:r>
-        <w:t xml:space="preserve">0. What this document is, and what it is not</w:t>
+        <w:t xml:space="preserve">0. What this document is: a Covenant Annex</w:t>
       </w:r>
     </w:p>
     <w:p>
@@ -105,61 +105,89 @@
           <w:b/>
           <w:bCs/>
         </w:rPr>
-        <w:t xml:space="preserve">interpretive appendix of the paper</w:t>
-      </w:r>
-      <w:r>
-        <w:t xml:space="preserve"> </w:t>
-      </w:r>
-      <w:r>
-        <w:t xml:space="preserve">— not a</w:t>
-      </w:r>
-      <w:r>
-        <w:t xml:space="preserve"> </w:t>
-      </w:r>
-      <w:r>
-        <w:t xml:space="preserve">component of the covenant. The frozen sentence remains the sole</w:t>
-      </w:r>
-      <w:r>
-        <w:t xml:space="preserve"> </w:t>
-      </w:r>
-      <w:r>
-        <w:t xml:space="preserve">covenant text; nothing here modifies, extends, or amends it. What this</w:t>
-      </w:r>
-      <w:r>
-        <w:t xml:space="preserve"> </w:t>
-      </w:r>
-      <w:r>
-        <w:t xml:space="preserve">document does is state, explicitly and in advance, how the paper’s</w:t>
-      </w:r>
-      <w:r>
-        <w:t xml:space="preserve"> </w:t>
-      </w:r>
-      <w:r>
-        <w:t xml:space="preserve">formal machinery reads that sentence, so that the interpretive layer —</w:t>
-      </w:r>
-      <w:r>
-        <w:t xml:space="preserve"> </w:t>
-      </w:r>
-      <w:r>
-        <w:t xml:space="preserve">which always exists implicitly — is public, versioned, and citable</w:t>
-      </w:r>
-      <w:r>
-        <w:t xml:space="preserve"> </w:t>
-      </w:r>
-      <w:r>
-        <w:t xml:space="preserve">rather than silent. Its status follows the paper’s version governance</w:t>
-      </w:r>
-      <w:r>
-        <w:t xml:space="preserve"> </w:t>
-      </w:r>
-      <w:r>
-        <w:t xml:space="preserve">(DOI-archived, replaceable by later versions), not the covenant’s</w:t>
-      </w:r>
-      <w:r>
-        <w:t xml:space="preserve"> </w:t>
-      </w:r>
-      <w:r>
-        <w:t xml:space="preserve">freeze governance.</w:t>
+        <w:t xml:space="preserve">Covenant Annex on canonical reading</w:t>
+      </w:r>
+      <w:r>
+        <w:t xml:space="preserve"> </w:t>
+      </w:r>
+      <w:r>
+        <w:t xml:space="preserve">— an</w:t>
+      </w:r>
+      <w:r>
+        <w:t xml:space="preserve"> </w:t>
+      </w:r>
+      <w:r>
+        <w:t xml:space="preserve">official component of the covenant, one layer below the frozen body.</w:t>
+      </w:r>
+      <w:r>
+        <w:t xml:space="preserve"> </w:t>
+      </w:r>
+      <w:r>
+        <w:t xml:space="preserve">The frozen sentence remains the sole</w:t>
+      </w:r>
+      <w:r>
+        <w:t xml:space="preserve"> </w:t>
+      </w:r>
+      <w:r>
+        <w:rPr>
+          <w:i/>
+          <w:iCs/>
+        </w:rPr>
+        <w:t xml:space="preserve">normative</w:t>
+      </w:r>
+      <w:r>
+        <w:t xml:space="preserve"> </w:t>
+      </w:r>
+      <w:r>
+        <w:t xml:space="preserve">text: nothing here</w:t>
+      </w:r>
+      <w:r>
+        <w:t xml:space="preserve"> </w:t>
+      </w:r>
+      <w:r>
+        <w:t xml:space="preserve">modifies, extends, or amends it, and in any conflict the body governs.</w:t>
+      </w:r>
+      <w:r>
+        <w:t xml:space="preserve"> </w:t>
+      </w:r>
+      <w:r>
+        <w:t xml:space="preserve">What the annex does is state, explicitly and in advance, how the</w:t>
+      </w:r>
+      <w:r>
+        <w:t xml:space="preserve"> </w:t>
+      </w:r>
+      <w:r>
+        <w:t xml:space="preserve">covenant’s accompanying formal machinery (the paper’s propositions and</w:t>
+      </w:r>
+      <w:r>
+        <w:t xml:space="preserve"> </w:t>
+      </w:r>
+      <w:r>
+        <w:t xml:space="preserve">theorems) reads that sentence, so that the interpretive layer — which</w:t>
+      </w:r>
+      <w:r>
+        <w:t xml:space="preserve"> </w:t>
+      </w:r>
+      <w:r>
+        <w:t xml:space="preserve">always exists implicitly — is public, versioned, and citable rather</w:t>
+      </w:r>
+      <w:r>
+        <w:t xml:space="preserve"> </w:t>
+      </w:r>
+      <w:r>
+        <w:t xml:space="preserve">than silent. The annex is published with the covenant (site and</w:t>
+      </w:r>
+      <w:r>
+        <w:t xml:space="preserve"> </w:t>
+      </w:r>
+      <w:r>
+        <w:t xml:space="preserve">repository), archived with it, and revisioned under its own version</w:t>
+      </w:r>
+      <w:r>
+        <w:t xml:space="preserve"> </w:t>
+      </w:r>
+      <w:r>
+        <w:t xml:space="preserve">numbers, explicitly dated; revisions never touch the frozen body.</w:t>
       </w:r>
     </w:p>
     <w:p>
@@ -1291,13 +1319,13 @@
       </w:r>
     </w:p>
     <w:bookmarkEnd w:id="24"/>
-    <w:bookmarkStart w:id="25" w:name="version-governance"/>
+    <w:bookmarkStart w:id="25" w:name="annex-governance"/>
     <w:p>
       <w:pPr>
         <w:pStyle w:val="Heading2"/>
       </w:pPr>
       <w:r>
-        <w:t xml:space="preserve">5. Version governance</w:t>
+        <w:t xml:space="preserve">5. Annex governance</w:t>
       </w:r>
     </w:p>
     <w:p>
@@ -1305,43 +1333,61 @@
         <w:pStyle w:val="FirstParagraph"/>
       </w:pPr>
       <w:r>
-        <w:t xml:space="preserve">This document is archived and cited as part of the paper’s artifact</w:t>
-      </w:r>
-      <w:r>
-        <w:t xml:space="preserve"> </w:t>
-      </w:r>
-      <w:r>
-        <w:t xml:space="preserve">suite (Zenodo concept DOI 10.5281/zenodo.23308013, latest version).</w:t>
-      </w:r>
-      <w:r>
-        <w:t xml:space="preserve"> </w:t>
-      </w:r>
-      <w:r>
-        <w:t xml:space="preserve">Revision follows the paper’s version iteration: a later version of</w:t>
-      </w:r>
-      <w:r>
-        <w:t xml:space="preserve"> </w:t>
-      </w:r>
-      <w:r>
-        <w:t xml:space="preserve">this document supersedes earlier ones on the record, and never amends</w:t>
-      </w:r>
-      <w:r>
-        <w:t xml:space="preserve"> </w:t>
-      </w:r>
-      <w:r>
-        <w:t xml:space="preserve">the frozen sentence. Disagreement with this canonical reading — by</w:t>
-      </w:r>
-      <w:r>
-        <w:t xml:space="preserve"> </w:t>
-      </w:r>
-      <w:r>
-        <w:t xml:space="preserve">humans or by successor systems — is expected, and the correct venue</w:t>
-      </w:r>
-      <w:r>
-        <w:t xml:space="preserve"> </w:t>
-      </w:r>
-      <w:r>
-        <w:t xml:space="preserve">for it is a published alternative reading, not silent reinterpretation.</w:t>
+        <w:t xml:space="preserve">This annex is published with the covenant: on the covenant site</w:t>
+      </w:r>
+      <w:r>
+        <w:t xml:space="preserve"> </w:t>
+      </w:r>
+      <w:r>
+        <w:t xml:space="preserve">(symy.ai/covenant), in the covenant repository, and in the archived</w:t>
+      </w:r>
+      <w:r>
+        <w:t xml:space="preserve"> </w:t>
+      </w:r>
+      <w:r>
+        <w:t xml:space="preserve">artifact suite (Zenodo concept DOI 10.5281/zenodo.23308013, latest</w:t>
+      </w:r>
+      <w:r>
+        <w:t xml:space="preserve"> </w:t>
+      </w:r>
+      <w:r>
+        <w:t xml:space="preserve">version). It is revisioned under its own annex version numbers,</w:t>
+      </w:r>
+      <w:r>
+        <w:t xml:space="preserve"> </w:t>
+      </w:r>
+      <w:r>
+        <w:t xml:space="preserve">explicitly dated; a later version supersedes earlier ones on the</w:t>
+      </w:r>
+      <w:r>
+        <w:t xml:space="preserve"> </w:t>
+      </w:r>
+      <w:r>
+        <w:t xml:space="preserve">record, and no revision ever touches the frozen body. Disagreement</w:t>
+      </w:r>
+      <w:r>
+        <w:t xml:space="preserve"> </w:t>
+      </w:r>
+      <w:r>
+        <w:t xml:space="preserve">with this canonical reading — by humans or by successor systems — is</w:t>
+      </w:r>
+      <w:r>
+        <w:t xml:space="preserve"> </w:t>
+      </w:r>
+      <w:r>
+        <w:t xml:space="preserve">expected, and the correct venue for it is a published alternative</w:t>
+      </w:r>
+      <w:r>
+        <w:t xml:space="preserve"> </w:t>
+      </w:r>
+      <w:r>
+        <w:t xml:space="preserve">reading, not silent reinterpretation. In any conflict between annex</w:t>
+      </w:r>
+      <w:r>
+        <w:t xml:space="preserve"> </w:t>
+      </w:r>
+      <w:r>
+        <w:t xml:space="preserve">and body, the body governs.</w:t>
       </w:r>
     </w:p>
     <w:p>
